--- a/Received/6/6, english ii.docx
+++ b/Received/6/6, english ii.docx
@@ -133,7 +133,27 @@
                                 <w:sz w:val="28"/>
                                 <w:szCs w:val="28"/>
                               </w:rPr>
-                              <w:t xml:space="preserve">D- </w:t>
+                              <w:t>D-</w:t>
+                            </w:r>
+                            <w:r>
+                              <w:rPr>
+                                <w:rFonts w:ascii="Times New Roman" w:hAnsi="Times New Roman"/>
+                                <w:b/>
+                                <w:bCs/>
+                                <w:sz w:val="28"/>
+                                <w:szCs w:val="28"/>
+                              </w:rPr>
+                              <w:t>16</w:t>
+                            </w:r>
+                            <w:r>
+                              <w:rPr>
+                                <w:rFonts w:ascii="Times New Roman" w:hAnsi="Times New Roman"/>
+                                <w:b/>
+                                <w:bCs/>
+                                <w:sz w:val="28"/>
+                                <w:szCs w:val="28"/>
+                              </w:rPr>
+                              <w:t xml:space="preserve"> </w:t>
                             </w:r>
                           </w:p>
                         </w:txbxContent>
@@ -171,7 +191,27 @@
                           <w:sz w:val="28"/>
                           <w:szCs w:val="28"/>
                         </w:rPr>
-                        <w:t xml:space="preserve">D- </w:t>
+                        <w:t>D-</w:t>
+                      </w:r>
+                      <w:r>
+                        <w:rPr>
+                          <w:rFonts w:ascii="Times New Roman" w:hAnsi="Times New Roman"/>
+                          <w:b/>
+                          <w:bCs/>
+                          <w:sz w:val="28"/>
+                          <w:szCs w:val="28"/>
+                        </w:rPr>
+                        <w:t>16</w:t>
+                      </w:r>
+                      <w:r>
+                        <w:rPr>
+                          <w:rFonts w:ascii="Times New Roman" w:hAnsi="Times New Roman"/>
+                          <w:b/>
+                          <w:bCs/>
+                          <w:sz w:val="28"/>
+                          <w:szCs w:val="28"/>
+                        </w:rPr>
+                        <w:t xml:space="preserve"> </w:t>
                       </w:r>
                     </w:p>
                   </w:txbxContent>
@@ -210,27 +250,7 @@
           <w:bCs/>
           <w:sz w:val="20"/>
         </w:rPr>
-        <w:t xml:space="preserve">Ratnanagar-7, </w:t>
-      </w:r>
-      <w:proofErr w:type="spellStart"/>
-      <w:r>
-        <w:rPr>
-          <w:rFonts w:ascii="Times New Roman" w:hAnsi="Times New Roman"/>
-          <w:b/>
-          <w:bCs/>
-          <w:sz w:val="20"/>
-        </w:rPr>
-        <w:t>Sauraha</w:t>
-      </w:r>
-      <w:proofErr w:type="spellEnd"/>
-      <w:r>
-        <w:rPr>
-          <w:rFonts w:ascii="Times New Roman" w:hAnsi="Times New Roman"/>
-          <w:b/>
-          <w:bCs/>
-          <w:sz w:val="20"/>
-        </w:rPr>
-        <w:t>, Chitwan</w:t>
+        <w:t>Ratnanagar-7, Sauraha, Chitwan</w:t>
       </w:r>
     </w:p>
     <w:p>
@@ -298,17 +318,7 @@
           <w:sz w:val="24"/>
           <w:szCs w:val="24"/>
         </w:rPr>
-        <w:t xml:space="preserve">Class: </w:t>
-      </w:r>
-      <w:r>
-        <w:rPr>
-          <w:rFonts w:ascii="Times New Roman" w:hAnsi="Times New Roman"/>
-          <w:b/>
-          <w:bCs/>
-          <w:sz w:val="24"/>
-          <w:szCs w:val="24"/>
-        </w:rPr>
-        <w:t>Six</w:t>
+        <w:t>Class: Six</w:t>
       </w:r>
       <w:r>
         <w:rPr>
@@ -398,17 +408,7 @@
           <w:sz w:val="24"/>
           <w:szCs w:val="24"/>
         </w:rPr>
-        <w:t>Sub: English I</w:t>
-      </w:r>
-      <w:r>
-        <w:rPr>
-          <w:rFonts w:ascii="Times New Roman" w:hAnsi="Times New Roman"/>
-          <w:b/>
-          <w:bCs/>
-          <w:sz w:val="24"/>
-          <w:szCs w:val="24"/>
-        </w:rPr>
-        <w:t>I</w:t>
+        <w:t>Sub: English II</w:t>
       </w:r>
     </w:p>
     <w:p>
@@ -715,7 +715,6 @@
           <w:szCs w:val="28"/>
         </w:rPr>
       </w:pPr>
-      <w:proofErr w:type="spellStart"/>
       <w:r>
         <w:rPr>
           <w:rFonts w:ascii="Times New Roman" w:hAnsi="Times New Roman" w:cs="Times New Roman"/>
@@ -724,7 +723,6 @@
         </w:rPr>
         <w:t>i</w:t>
       </w:r>
-      <w:proofErr w:type="spellEnd"/>
       <w:r>
         <w:rPr>
           <w:rFonts w:ascii="Times New Roman" w:hAnsi="Times New Roman" w:cs="Times New Roman"/>
@@ -1608,23 +1606,7 @@
           <w:rFonts w:ascii="Times New Roman" w:hAnsi="Times New Roman" w:cs="Times New Roman"/>
           <w:sz w:val="28"/>
         </w:rPr>
-        <w:t xml:space="preserve">a) Her </w:t>
-      </w:r>
-      <w:proofErr w:type="spellStart"/>
-      <w:r>
-        <w:rPr>
-          <w:rFonts w:ascii="Times New Roman" w:hAnsi="Times New Roman" w:cs="Times New Roman"/>
-          <w:sz w:val="28"/>
-        </w:rPr>
-        <w:t>jewellery</w:t>
-      </w:r>
-      <w:proofErr w:type="spellEnd"/>
-      <w:r>
-        <w:rPr>
-          <w:rFonts w:ascii="Times New Roman" w:hAnsi="Times New Roman" w:cs="Times New Roman"/>
-          <w:sz w:val="28"/>
-        </w:rPr>
-        <w:t xml:space="preserve"> ______. (has stolen / has been stolen)</w:t>
+        <w:t>a) Her jewellery ______. (has stolen / has been stolen)</w:t>
       </w:r>
     </w:p>
     <w:p>

--- a/Received/6/6, english ii.docx
+++ b/Received/6/6, english ii.docx
@@ -14,18 +14,19 @@
           <w:szCs w:val="36"/>
         </w:rPr>
       </w:pPr>
+      <w:bookmarkStart w:id="0" w:name="_Hlk225072037"/>
       <w:r>
         <w:rPr>
           <w:noProof/>
         </w:rPr>
         <w:drawing>
-          <wp:anchor distT="0" distB="0" distL="114300" distR="114300" simplePos="0" relativeHeight="251657216" behindDoc="0" locked="0" layoutInCell="1" allowOverlap="1" wp14:anchorId="33BD3690" wp14:editId="12ED2106">
+          <wp:anchor distT="0" distB="0" distL="114300" distR="114300" simplePos="0" relativeHeight="251657216" behindDoc="0" locked="0" layoutInCell="1" allowOverlap="1" wp14:anchorId="33BD3690" wp14:editId="67495632">
             <wp:simplePos x="0" y="0"/>
             <wp:positionH relativeFrom="margin">
-              <wp:align>left</wp:align>
+              <wp:posOffset>57150</wp:posOffset>
             </wp:positionH>
             <wp:positionV relativeFrom="paragraph">
-              <wp:posOffset>-3810</wp:posOffset>
+              <wp:posOffset>5715</wp:posOffset>
             </wp:positionV>
             <wp:extent cx="457200" cy="552450"/>
             <wp:effectExtent l="0" t="0" r="0" b="0"/>
@@ -250,7 +251,27 @@
           <w:bCs/>
           <w:sz w:val="20"/>
         </w:rPr>
-        <w:t>Ratnanagar-7, Sauraha, Chitwan</w:t>
+        <w:t xml:space="preserve">Ratnanagar-7, </w:t>
+      </w:r>
+      <w:proofErr w:type="spellStart"/>
+      <w:r>
+        <w:rPr>
+          <w:rFonts w:ascii="Times New Roman" w:hAnsi="Times New Roman"/>
+          <w:b/>
+          <w:bCs/>
+          <w:sz w:val="20"/>
+        </w:rPr>
+        <w:t>Sauraha</w:t>
+      </w:r>
+      <w:proofErr w:type="spellEnd"/>
+      <w:r>
+        <w:rPr>
+          <w:rFonts w:ascii="Times New Roman" w:hAnsi="Times New Roman"/>
+          <w:b/>
+          <w:bCs/>
+          <w:sz w:val="20"/>
+        </w:rPr>
+        <w:t>, Chitwan</w:t>
       </w:r>
     </w:p>
     <w:p>
@@ -446,7 +467,17 @@
           <w:bCs/>
           <w:sz w:val="28"/>
         </w:rPr>
-        <w:t>Read the following story and do the activities that follow:</w:t>
+        <w:t>Read the following story and do the activities that follow</w:t>
+      </w:r>
+      <w:bookmarkEnd w:id="0"/>
+      <w:r>
+        <w:rPr>
+          <w:rFonts w:ascii="Times New Roman" w:hAnsi="Times New Roman" w:cs="Times New Roman"/>
+          <w:b/>
+          <w:bCs/>
+          <w:sz w:val="28"/>
+        </w:rPr>
+        <w:t>:</w:t>
       </w:r>
       <w:r>
         <w:rPr>
@@ -715,6 +746,7 @@
           <w:szCs w:val="28"/>
         </w:rPr>
       </w:pPr>
+      <w:proofErr w:type="spellStart"/>
       <w:r>
         <w:rPr>
           <w:rFonts w:ascii="Times New Roman" w:hAnsi="Times New Roman" w:cs="Times New Roman"/>
@@ -723,6 +755,7 @@
         </w:rPr>
         <w:t>i</w:t>
       </w:r>
+      <w:proofErr w:type="spellEnd"/>
       <w:r>
         <w:rPr>
           <w:rFonts w:ascii="Times New Roman" w:hAnsi="Times New Roman" w:cs="Times New Roman"/>
@@ -1606,7 +1639,23 @@
           <w:rFonts w:ascii="Times New Roman" w:hAnsi="Times New Roman" w:cs="Times New Roman"/>
           <w:sz w:val="28"/>
         </w:rPr>
-        <w:t>a) Her jewellery ______. (has stolen / has been stolen)</w:t>
+        <w:t xml:space="preserve">a) Her </w:t>
+      </w:r>
+      <w:proofErr w:type="spellStart"/>
+      <w:r>
+        <w:rPr>
+          <w:rFonts w:ascii="Times New Roman" w:hAnsi="Times New Roman" w:cs="Times New Roman"/>
+          <w:sz w:val="28"/>
+        </w:rPr>
+        <w:t>jewellery</w:t>
+      </w:r>
+      <w:proofErr w:type="spellEnd"/>
+      <w:r>
+        <w:rPr>
+          <w:rFonts w:ascii="Times New Roman" w:hAnsi="Times New Roman" w:cs="Times New Roman"/>
+          <w:sz w:val="28"/>
+        </w:rPr>
+        <w:t xml:space="preserve"> ______. (has stolen / has been stolen)</w:t>
       </w:r>
     </w:p>
     <w:p>

--- a/Received/6/6, english ii.docx
+++ b/Received/6/6, english ii.docx
@@ -251,27 +251,7 @@
           <w:bCs/>
           <w:sz w:val="20"/>
         </w:rPr>
-        <w:t xml:space="preserve">Ratnanagar-7, </w:t>
-      </w:r>
-      <w:proofErr w:type="spellStart"/>
-      <w:r>
-        <w:rPr>
-          <w:rFonts w:ascii="Times New Roman" w:hAnsi="Times New Roman"/>
-          <w:b/>
-          <w:bCs/>
-          <w:sz w:val="20"/>
-        </w:rPr>
-        <w:t>Sauraha</w:t>
-      </w:r>
-      <w:proofErr w:type="spellEnd"/>
-      <w:r>
-        <w:rPr>
-          <w:rFonts w:ascii="Times New Roman" w:hAnsi="Times New Roman"/>
-          <w:b/>
-          <w:bCs/>
-          <w:sz w:val="20"/>
-        </w:rPr>
-        <w:t>, Chitwan</w:t>
+        <w:t>Ratnanagar-7, Sauraha, Chitwan</w:t>
       </w:r>
     </w:p>
     <w:p>
@@ -373,7 +353,7 @@
           <w:sz w:val="24"/>
           <w:szCs w:val="24"/>
         </w:rPr>
-        <w:t>Time: 2 hrs.</w:t>
+        <w:t xml:space="preserve">Time: </w:t>
       </w:r>
       <w:r>
         <w:rPr>
@@ -383,7 +363,7 @@
           <w:sz w:val="24"/>
           <w:szCs w:val="24"/>
         </w:rPr>
-        <w:tab/>
+        <w:t>1</w:t>
       </w:r>
       <w:r>
         <w:rPr>
@@ -393,7 +373,7 @@
           <w:sz w:val="24"/>
           <w:szCs w:val="24"/>
         </w:rPr>
-        <w:tab/>
+        <w:t xml:space="preserve"> hr.</w:t>
       </w:r>
       <w:r>
         <w:rPr>
@@ -404,7 +384,37 @@
           <w:szCs w:val="24"/>
         </w:rPr>
         <w:tab/>
-        <w:t>F.M.:50</w:t>
+      </w:r>
+      <w:r>
+        <w:rPr>
+          <w:rFonts w:ascii="Times New Roman" w:hAnsi="Times New Roman"/>
+          <w:b/>
+          <w:bCs/>
+          <w:sz w:val="24"/>
+          <w:szCs w:val="24"/>
+        </w:rPr>
+        <w:tab/>
+      </w:r>
+      <w:r>
+        <w:rPr>
+          <w:rFonts w:ascii="Times New Roman" w:hAnsi="Times New Roman"/>
+          <w:b/>
+          <w:bCs/>
+          <w:sz w:val="24"/>
+          <w:szCs w:val="24"/>
+        </w:rPr>
+        <w:tab/>
+        <w:t>F.M.:</w:t>
+      </w:r>
+      <w:r>
+        <w:rPr>
+          <w:rFonts w:ascii="Times New Roman" w:hAnsi="Times New Roman"/>
+          <w:b/>
+          <w:bCs/>
+          <w:sz w:val="24"/>
+          <w:szCs w:val="24"/>
+        </w:rPr>
+        <w:t>25</w:t>
       </w:r>
     </w:p>
     <w:p>
@@ -746,7 +756,6 @@
           <w:szCs w:val="28"/>
         </w:rPr>
       </w:pPr>
-      <w:proofErr w:type="spellStart"/>
       <w:r>
         <w:rPr>
           <w:rFonts w:ascii="Times New Roman" w:hAnsi="Times New Roman" w:cs="Times New Roman"/>
@@ -755,14 +764,29 @@
         </w:rPr>
         <w:t>i</w:t>
       </w:r>
-      <w:proofErr w:type="spellEnd"/>
       <w:r>
         <w:rPr>
           <w:rFonts w:ascii="Times New Roman" w:hAnsi="Times New Roman" w:cs="Times New Roman"/>
           <w:sz w:val="28"/>
           <w:szCs w:val="28"/>
         </w:rPr>
-        <w:t xml:space="preserve">)The crab tells the frog to go </w:t>
+        <w:t>)</w:t>
+      </w:r>
+      <w:r>
+        <w:rPr>
+          <w:rFonts w:ascii="Times New Roman" w:hAnsi="Times New Roman" w:cs="Times New Roman"/>
+          <w:sz w:val="28"/>
+          <w:szCs w:val="28"/>
+        </w:rPr>
+        <w:t xml:space="preserve"> </w:t>
+      </w:r>
+      <w:r>
+        <w:rPr>
+          <w:rFonts w:ascii="Times New Roman" w:hAnsi="Times New Roman" w:cs="Times New Roman"/>
+          <w:sz w:val="28"/>
+          <w:szCs w:val="28"/>
+        </w:rPr>
+        <w:t xml:space="preserve">The crab tells the frog to go </w:t>
       </w:r>
       <w:r>
         <w:rPr>
@@ -797,7 +821,23 @@
           <w:sz w:val="28"/>
           <w:szCs w:val="28"/>
         </w:rPr>
-        <w:t xml:space="preserve">ii)The crab </w:t>
+        <w:t>ii)</w:t>
+      </w:r>
+      <w:r>
+        <w:rPr>
+          <w:rFonts w:ascii="Times New Roman" w:hAnsi="Times New Roman" w:cs="Times New Roman"/>
+          <w:sz w:val="28"/>
+          <w:szCs w:val="28"/>
+        </w:rPr>
+        <w:t xml:space="preserve"> </w:t>
+      </w:r>
+      <w:r>
+        <w:rPr>
+          <w:rFonts w:ascii="Times New Roman" w:hAnsi="Times New Roman" w:cs="Times New Roman"/>
+          <w:sz w:val="28"/>
+          <w:szCs w:val="28"/>
+        </w:rPr>
+        <w:t xml:space="preserve">The crab </w:t>
       </w:r>
       <w:r>
         <w:rPr>
@@ -848,7 +888,23 @@
           <w:sz w:val="28"/>
           <w:szCs w:val="28"/>
         </w:rPr>
-        <w:t>iii)It rains heavily in the night.</w:t>
+        <w:t>iii)</w:t>
+      </w:r>
+      <w:r>
+        <w:rPr>
+          <w:rFonts w:ascii="Times New Roman" w:hAnsi="Times New Roman" w:cs="Times New Roman"/>
+          <w:sz w:val="28"/>
+          <w:szCs w:val="28"/>
+        </w:rPr>
+        <w:t xml:space="preserve"> </w:t>
+      </w:r>
+      <w:r>
+        <w:rPr>
+          <w:rFonts w:ascii="Times New Roman" w:hAnsi="Times New Roman" w:cs="Times New Roman"/>
+          <w:sz w:val="28"/>
+          <w:szCs w:val="28"/>
+        </w:rPr>
+        <w:t>It rains heavily in the night.</w:t>
       </w:r>
       <w:r>
         <w:rPr>
@@ -875,7 +931,23 @@
           <w:sz w:val="28"/>
           <w:szCs w:val="28"/>
         </w:rPr>
-        <w:t>iv)The crab is washed away in the river.</w:t>
+        <w:t>iv)</w:t>
+      </w:r>
+      <w:r>
+        <w:rPr>
+          <w:rFonts w:ascii="Times New Roman" w:hAnsi="Times New Roman" w:cs="Times New Roman"/>
+          <w:sz w:val="28"/>
+          <w:szCs w:val="28"/>
+        </w:rPr>
+        <w:t xml:space="preserve"> </w:t>
+      </w:r>
+      <w:r>
+        <w:rPr>
+          <w:rFonts w:ascii="Times New Roman" w:hAnsi="Times New Roman" w:cs="Times New Roman"/>
+          <w:sz w:val="28"/>
+          <w:szCs w:val="28"/>
+        </w:rPr>
+        <w:t>The crab is washed away in the river.</w:t>
       </w:r>
       <w:r>
         <w:rPr>
@@ -1438,7 +1510,16 @@
           <w:bCs/>
           <w:sz w:val="28"/>
         </w:rPr>
-        <w:t>7. Add a tag question to each statement:</w:t>
+        <w:t>7. Add a tag question to each statement</w:t>
+      </w:r>
+      <w:r>
+        <w:rPr>
+          <w:rFonts w:ascii="Times New Roman" w:hAnsi="Times New Roman" w:cs="Times New Roman"/>
+          <w:b/>
+          <w:bCs/>
+          <w:sz w:val="28"/>
+        </w:rPr>
+        <w:t>.</w:t>
       </w:r>
       <w:r>
         <w:rPr>
@@ -1639,23 +1720,7 @@
           <w:rFonts w:ascii="Times New Roman" w:hAnsi="Times New Roman" w:cs="Times New Roman"/>
           <w:sz w:val="28"/>
         </w:rPr>
-        <w:t xml:space="preserve">a) Her </w:t>
-      </w:r>
-      <w:proofErr w:type="spellStart"/>
-      <w:r>
-        <w:rPr>
-          <w:rFonts w:ascii="Times New Roman" w:hAnsi="Times New Roman" w:cs="Times New Roman"/>
-          <w:sz w:val="28"/>
-        </w:rPr>
-        <w:t>jewellery</w:t>
-      </w:r>
-      <w:proofErr w:type="spellEnd"/>
-      <w:r>
-        <w:rPr>
-          <w:rFonts w:ascii="Times New Roman" w:hAnsi="Times New Roman" w:cs="Times New Roman"/>
-          <w:sz w:val="28"/>
-        </w:rPr>
-        <w:t xml:space="preserve"> ______. (has stolen / has been stolen)</w:t>
+        <w:t>a) Her jewellery ______. (has stolen / has been stolen)</w:t>
       </w:r>
     </w:p>
     <w:p>
@@ -1677,7 +1742,7 @@
     <w:p>
       <w:pPr>
         <w:spacing w:after="0" w:line="240" w:lineRule="auto"/>
-        <w:ind w:left="113"/>
+        <w:ind w:left="360" w:hanging="247"/>
         <w:rPr>
           <w:rFonts w:ascii="Times New Roman" w:hAnsi="Times New Roman" w:cs="Times New Roman"/>
         </w:rPr>
